--- a/earth_engine/2026/ml_links.docx
+++ b/earth_engine/2026/ml_links.docx
@@ -8,8 +8,47 @@
       </w:r>
     </w:p>
     <w:p>
+      <w:hyperlink r:id="rId4" w:history="1">
+        <w:r>
+          <w:rPr>
+            <w:rStyle w:val="Hyperlink"/>
+          </w:rPr>
+          <w:t>https://code.earthengine.google.com/c5e7482b8e5a8b4a728b88bca314a0fb</w:t>
+        </w:r>
+      </w:hyperlink>
+    </w:p>
+    <w:p>
       <w:r>
-        <w:t>https://code.earthengine.google.com/c5e7482b8e5a8b4a728b88bca314a0fb</w:t>
+        <w:t># Book</w:t>
+      </w:r>
+    </w:p>
+    <w:p>
+      <w:hyperlink r:id="rId5" w:history="1">
+        <w:r>
+          <w:rPr>
+            <w:rStyle w:val="Hyperlink"/>
+          </w:rPr>
+          <w:t>https://link.springer.com/book/10.1007/978-3-031-26588-4</w:t>
+        </w:r>
+      </w:hyperlink>
+    </w:p>
+    <w:p/>
+    <w:p>
+      <w:r>
+        <w:t>Regression</w:t>
+      </w:r>
+    </w:p>
+    <w:p>
+      <w:hyperlink r:id="rId6" w:history="1">
+        <w:r>
+          <w:rPr>
+            <w:rStyle w:val="Hyperlink"/>
+          </w:rPr>
+          <w:t>https://code.earthengine.google.com/a2fff69b9b78616714d35bdd83a0474c</w:t>
+        </w:r>
+      </w:hyperlink>
+      <w:r>
+        <w:t xml:space="preserve"> </w:t>
       </w:r>
     </w:p>
     <w:sectPr>
@@ -448,6 +487,29 @@
     <w:semiHidden/>
     <w:unhideWhenUsed/>
   </w:style>
+  <w:style w:type="character" w:styleId="Hyperlink">
+    <w:name w:val="Hyperlink"/>
+    <w:basedOn w:val="DefaultParagraphFont"/>
+    <w:uiPriority w:val="99"/>
+    <w:unhideWhenUsed/>
+    <w:rsid w:val="004C0728"/>
+    <w:rPr>
+      <w:color w:val="0563C1" w:themeColor="hyperlink"/>
+      <w:u w:val="single"/>
+    </w:rPr>
+  </w:style>
+  <w:style w:type="character" w:styleId="UnresolvedMention">
+    <w:name w:val="Unresolved Mention"/>
+    <w:basedOn w:val="DefaultParagraphFont"/>
+    <w:uiPriority w:val="99"/>
+    <w:semiHidden/>
+    <w:unhideWhenUsed/>
+    <w:rsid w:val="004C0728"/>
+    <w:rPr>
+      <w:color w:val="605E5C"/>
+      <w:shd w:val="clear" w:color="auto" w:fill="E1DFDD"/>
+    </w:rPr>
+  </w:style>
 </w:styles>
 </file>
 

--- a/earth_engine/2026/ml_links.docx
+++ b/earth_engine/2026/ml_links.docx
@@ -45,6 +45,44 @@
             <w:rStyle w:val="Hyperlink"/>
           </w:rPr>
           <w:t>https://code.earthengine.google.com/a2fff69b9b78616714d35bdd83a0474c</w:t>
+        </w:r>
+      </w:hyperlink>
+      <w:r>
+        <w:t xml:space="preserve"> </w:t>
+      </w:r>
+    </w:p>
+    <w:p/>
+    <w:p>
+      <w:r>
+        <w:t># Machine learning in R</w:t>
+      </w:r>
+    </w:p>
+    <w:p>
+      <w:hyperlink r:id="rId7" w:history="1">
+        <w:r>
+          <w:rPr>
+            <w:rStyle w:val="Hyperlink"/>
+          </w:rPr>
+          <w:t>https://rpubs.com/Wyclife/ml_milan_2026</w:t>
+        </w:r>
+      </w:hyperlink>
+      <w:r>
+        <w:t xml:space="preserve"> </w:t>
+      </w:r>
+    </w:p>
+    <w:p/>
+    <w:p>
+      <w:r>
+        <w:t># Other scripts…</w:t>
+      </w:r>
+    </w:p>
+    <w:p>
+      <w:hyperlink r:id="rId8" w:history="1">
+        <w:r>
+          <w:rPr>
+            <w:rStyle w:val="Hyperlink"/>
+          </w:rPr>
+          <w:t>https://rpubs.com/Wyclife/</w:t>
         </w:r>
       </w:hyperlink>
       <w:r>
@@ -463,7 +501,6 @@
   <w:style w:type="character" w:default="1" w:styleId="DefaultParagraphFont">
     <w:name w:val="Default Paragraph Font"/>
     <w:uiPriority w:val="1"/>
-    <w:semiHidden/>
     <w:unhideWhenUsed/>
   </w:style>
   <w:style w:type="table" w:default="1" w:styleId="TableNormal">
